--- a/ส่วนเสริมทั้งหมด/สารบัญตาราง และ สารบัญภาพ.docx
+++ b/ส่วนเสริมทั้งหมด/สารบัญตาราง และ สารบัญภาพ.docx
@@ -2016,6 +2016,7 @@
             <w:pPr>
               <w:tabs>
                 <w:tab w:val="left" w:pos="1843"/>
+                <w:tab w:val="center" w:pos="3812"/>
               </w:tabs>
               <w:ind w:firstLine="191"/>
               <w:rPr>
@@ -2056,6 +2057,14 @@
                 <w:szCs w:val="32"/>
               </w:rPr>
               <w:t xml:space="preserve"> Logo</w:t>
+            </w:r>
+            <w:r>
+              <w:rPr>
+                <w:rFonts w:ascii="TH SarabunPSK" w:eastAsia="Calibri" w:hAnsi="TH SarabunPSK" w:cs="TH SarabunPSK"/>
+                <w:sz w:val="32"/>
+                <w:szCs w:val="32"/>
+              </w:rPr>
+              <w:tab/>
             </w:r>
           </w:p>
         </w:tc>
@@ -4228,8 +4237,6 @@
               </w:rPr>
               <w:t>M</w:t>
             </w:r>
-            <w:bookmarkStart w:id="0" w:name="_GoBack"/>
-            <w:bookmarkEnd w:id="0"/>
             <w:r>
               <w:rPr>
                 <w:rFonts w:ascii="TH SarabunPSK" w:eastAsia="Calibri" w:hAnsi="TH SarabunPSK" w:cs="TH SarabunPSK"/>
@@ -4625,12 +4632,12 @@
         <w:spacing w:after="0" w:line="240" w:lineRule="auto"/>
         <w:rPr>
           <w:rFonts w:ascii="TH SarabunPSK" w:hAnsi="TH SarabunPSK" w:cs="TH SarabunPSK"/>
-          <w:b/>
-          <w:bCs/>
           <w:sz w:val="32"/>
           <w:szCs w:val="32"/>
         </w:rPr>
       </w:pPr>
+      <w:bookmarkStart w:id="0" w:name="_GoBack"/>
+      <w:bookmarkEnd w:id="0"/>
     </w:p>
     <w:sectPr>
       <w:footerReference w:type="default" r:id="rId7"/>
@@ -5588,7 +5595,7 @@
 </file>
 
 <file path=customXml/itemProps1.xml><?xml version="1.0" encoding="utf-8"?>
-<ds:datastoreItem xmlns:ds="http://schemas.openxmlformats.org/officeDocument/2006/customXml" ds:itemID="{A1DE2835-AA68-4D1E-BB44-68364959C133}">
+<ds:datastoreItem xmlns:ds="http://schemas.openxmlformats.org/officeDocument/2006/customXml" ds:itemID="{7B77BE6C-17EF-4BC1-A3D1-BCF84E55FD75}">
   <ds:schemaRefs>
     <ds:schemaRef ds:uri="http://schemas.openxmlformats.org/officeDocument/2006/bibliography"/>
   </ds:schemaRefs>
